--- a/Saketh_Papareddy_Resume.docx
+++ b/Saketh_Papareddy_Resume.docx
@@ -31,7 +31,7 @@
           <w:sz w:val="20"/>
           <w:szCs w:val="20"/>
         </w:rPr>
-        <w:t xml:space="preserve">Denton, TX 76207  |  (940) 334-6475  |  sakethpapareddy@my.unt.edu</w:t>
+        <w:t xml:space="preserve">Denton, TX 76207  |  (940) 334-6475  |  sakethpapareddy@gmail.com</w:t>
       </w:r>
     </w:p>
     <w:p>
@@ -46,7 +46,7 @@
           <w:sz w:val="20"/>
           <w:szCs w:val="20"/>
         </w:rPr>
-        <w:t xml:space="preserve">linkedin.com/in/saketh-papareddy  |  github.com/Papareddy-saketh</w:t>
+        <w:t xml:space="preserve">linkedin.com/in/saketh-papareddy  |  github.com/Papareddy-saketh  |  papareddy-saketh.github.io</w:t>
       </w:r>
     </w:p>
     <w:p>
@@ -79,7 +79,7 @@
           <w:sz w:val="21"/>
           <w:szCs w:val="21"/>
         </w:rPr>
-        <w:t xml:space="preserve">ML Engineer (MS AI, UNT) with 3 deployed end-to-end systems — a generative RAG pipeline (17x latency reduction), a dual-model sales forecaster (FastAPI + Flask), and an XGBoost recommendation engine (NDCG@5: 0.927). No internship yet; every project is built, evaluated, and shipped to mirror production ML work. Azure-certified.</w:t>
+        <w:t xml:space="preserve">MS AI graduate (UNT, May 2026) with 3+ years of professional experience building AI products at an IT consulting firm and hands-on expertise in end-to-end LLM application development. Delivered chatbot and NLP solutions across finance and enterprise domains, and independently built a hybrid RAG pipeline (FAISS + BM25 + cross-encoder reranking) with 17× latency improvement, a 6-class query router, and hallucination filtering via n-gram grounding. Focused on applied AI systems — from prototyping and evaluation to reliable deployment at scale.</w:t>
       </w:r>
     </w:p>
     <w:p>
@@ -173,7 +173,7 @@
           <w:sz w:val="21"/>
           <w:szCs w:val="21"/>
         </w:rPr>
-        <w:t xml:space="preserve">LangChain, FAISS, BM25, Sentence Transformers, Groq API, Llama 3.3 70B, Mistral-7B (4-bit)</w:t>
+        <w:t xml:space="preserve">LangChain, FAISS, BM25, Sentence Transformers, Groq API, Llama 3.3 70B, Mistral-7B (4-bit), Prompt Engineering, RAG</w:t>
       </w:r>
     </w:p>
     <w:p>
@@ -242,7 +242,7 @@
           <w:sz w:val="24"/>
           <w:szCs w:val="24"/>
         </w:rPr>
-        <w:t xml:space="preserve">PROJECTS</w:t>
+        <w:t xml:space="preserve">WORK EXPERIENCE</w:t>
       </w:r>
     </w:p>
     <w:p>
@@ -261,7 +261,41 @@
           <w:sz w:val="22"/>
           <w:szCs w:val="22"/>
         </w:rPr>
-        <w:t xml:space="preserve">Generative RAG Pipeline with Hybrid Retrieval &amp; LLM Generation</w:t>
+        <w:t xml:space="preserve">Helson Software Solutions Pvt. Ltd.</w:t>
+      </w:r>
+      <w:r>
+        <w:rPr>
+          <w:rFonts w:ascii="Calibri" w:cs="Calibri" w:eastAsia="Calibri" w:hAnsi="Calibri"/>
+        </w:rPr>
+        <w:t xml:space="preserve">	</w:t>
+      </w:r>
+      <w:r>
+        <w:rPr>
+          <w:rFonts w:ascii="Calibri" w:cs="Calibri" w:eastAsia="Calibri" w:hAnsi="Calibri"/>
+          <w:color w:val="333333"/>
+          <w:sz w:val="21"/>
+          <w:szCs w:val="21"/>
+        </w:rPr>
+        <w:t xml:space="preserve">Hyderabad, India</w:t>
+      </w:r>
+    </w:p>
+    <w:p>
+      <w:pPr>
+        <w:tabs>
+          <w:tab w:val="right" w:pos="9026"/>
+        </w:tabs>
+        <w:spacing w:after="40" w:before="80"/>
+      </w:pPr>
+      <w:r>
+        <w:rPr>
+          <w:rFonts w:ascii="Calibri" w:cs="Calibri" w:eastAsia="Calibri" w:hAnsi="Calibri"/>
+          <w:b/>
+          <w:bCs/>
+          <w:color w:val="1A1A1A"/>
+          <w:sz w:val="21"/>
+          <w:szCs w:val="21"/>
+        </w:rPr>
+        <w:t xml:space="preserve">AI Engineer</w:t>
       </w:r>
       <w:r>
         <w:rPr>
@@ -278,7 +312,7 @@
           <w:sz w:val="21"/>
           <w:szCs w:val="21"/>
         </w:rPr>
-        <w:t xml:space="preserve">Python, LangChain, FAISS, BM25, Groq, Llama 3.3 70B, Streamlit</w:t>
+        <w:t xml:space="preserve">Feb 2022 – Jun 2024</w:t>
       </w:r>
     </w:p>
     <w:p>
@@ -297,7 +331,7 @@
           <w:sz w:val="21"/>
           <w:szCs w:val="21"/>
         </w:rPr>
-        <w:t xml:space="preserve">Built a PDF Q&amp;A system using Llama 3.3 70B (Groq API) with Mistral-7B local fallback, cutting response time from ~45s to 2.6s (17x faster).</w:t>
+        <w:t xml:space="preserve">Developed chatbot solutions for 3–4 finance and business clients using OpenAI GPT-3.5/4 API and early LangChain, building prompt chains and conversation memory to handle domain-specific client queries.</w:t>
       </w:r>
     </w:p>
     <w:p>
@@ -316,7 +350,7 @@
           <w:sz w:val="21"/>
           <w:szCs w:val="21"/>
         </w:rPr>
-        <w:t xml:space="preserve">Implemented hybrid retrieval (FAISS + BM25 + cross-encoder reranking) and a 6-class query router — 90% classification accuracy, 100% out-of-scope rejection.</w:t>
+        <w:t xml:space="preserve">Integrated semantic search using FAISS and sentence-transformers for document retrieval; fine-tuned Hugging Face models for text classification tasks across fintech and enterprise client projects.</w:t>
       </w:r>
     </w:p>
     <w:p>
@@ -335,7 +369,7 @@
           <w:sz w:val="21"/>
           <w:szCs w:val="21"/>
         </w:rPr>
-        <w:t xml:space="preserve">Validated against 48 questions on a 176-page technical document; achieved F1=0.51 with hallucination filtering via n-gram overlap grounding.</w:t>
+        <w:t xml:space="preserve">Deployed AI models as REST APIs using FastAPI and Flask, applied prompt engineering to improve output quality, and iterated on model behavior based on client feedback across multiple deliveries.</w:t>
       </w:r>
     </w:p>
     <w:p>
@@ -343,18 +377,18 @@
         <w:tabs>
           <w:tab w:val="right" w:pos="9026"/>
         </w:tabs>
-        <w:spacing w:after="40" w:before="160"/>
-      </w:pPr>
-      <w:r>
-        <w:rPr>
-          <w:rFonts w:ascii="Calibri" w:cs="Calibri" w:eastAsia="Calibri" w:hAnsi="Calibri"/>
-          <w:b/>
-          <w:bCs/>
-          <w:color w:val="1A1A1A"/>
-          <w:sz w:val="22"/>
-          <w:szCs w:val="22"/>
-        </w:rPr>
-        <w:t xml:space="preserve">Retail Store Sales Forecasting Engine</w:t>
+        <w:spacing w:after="40" w:before="80"/>
+      </w:pPr>
+      <w:r>
+        <w:rPr>
+          <w:rFonts w:ascii="Calibri" w:cs="Calibri" w:eastAsia="Calibri" w:hAnsi="Calibri"/>
+          <w:b/>
+          <w:bCs/>
+          <w:color w:val="1A1A1A"/>
+          <w:sz w:val="21"/>
+          <w:szCs w:val="21"/>
+        </w:rPr>
+        <w:t xml:space="preserve">Python Intern</w:t>
       </w:r>
       <w:r>
         <w:rPr>
@@ -371,7 +405,7 @@
           <w:sz w:val="21"/>
           <w:szCs w:val="21"/>
         </w:rPr>
-        <w:t xml:space="preserve">Python, ARIMA, LSTM, TensorFlow, FastAPI, Flask, Pandas</w:t>
+        <w:t xml:space="preserve">Apr 2021 – Feb 2022</w:t>
       </w:r>
     </w:p>
     <w:p>
@@ -390,7 +424,7 @@
           <w:sz w:val="21"/>
           <w:szCs w:val="21"/>
         </w:rPr>
-        <w:t xml:space="preserve">Deployed two forecasting models — ARIMA (RMSE: 0.0722, directional accuracy: 78.57%) via FastAPI and LSTM (RMSLE: 0.2892, directional accuracy: 67.48%) via Flask — both accessible without code.</w:t>
+        <w:t xml:space="preserve">Wrote Python scripts for data cleaning, preprocessing, and automation tasks supporting the software development team across multiple client projects.</w:t>
       </w:r>
     </w:p>
     <w:p>
@@ -409,7 +443,26 @@
           <w:sz w:val="21"/>
           <w:szCs w:val="21"/>
         </w:rPr>
-        <w:t xml:space="preserve">Built a feature pipeline across 5 external signals (oil prices, holidays, promotions, store metadata, transactions) with N-step forecasting and CSV export endpoints.</w:t>
+        <w:t xml:space="preserve">Assisted in building and testing REST APIs using Flask, debugged Python codebases, and contributed to internal tooling used across client engagements.</w:t>
+      </w:r>
+    </w:p>
+    <w:p>
+      <w:pPr>
+        <w:pBdr>
+          <w:bottom w:val="single" w:color="2E5090" w:sz="6" w:space="2"/>
+        </w:pBdr>
+        <w:spacing w:after="80" w:before="240"/>
+      </w:pPr>
+      <w:r>
+        <w:rPr>
+          <w:rFonts w:ascii="Calibri" w:cs="Calibri" w:eastAsia="Calibri" w:hAnsi="Calibri"/>
+          <w:b/>
+          <w:bCs/>
+          <w:color w:val="2E5090"/>
+          <w:sz w:val="24"/>
+          <w:szCs w:val="24"/>
+        </w:rPr>
+        <w:t xml:space="preserve">PROJECTS</w:t>
       </w:r>
     </w:p>
     <w:p>
@@ -428,7 +481,7 @@
           <w:sz w:val="22"/>
           <w:szCs w:val="22"/>
         </w:rPr>
-        <w:t xml:space="preserve">Airbnb Destination Recommendation System</w:t>
+        <w:t xml:space="preserve">Generative RAG Pipeline with Hybrid Retrieval &amp; LLM Generation</w:t>
       </w:r>
       <w:r>
         <w:rPr>
@@ -445,7 +498,7 @@
           <w:sz w:val="21"/>
           <w:szCs w:val="21"/>
         </w:rPr>
-        <w:t xml:space="preserve">Python, XGBoost, Gradient Boosting, Flask, Pandas, Scikit-learn</w:t>
+        <w:t xml:space="preserve">Python, LangChain, FAISS, BM25, Groq API, Llama 3.3 70B, Mistral-7B, Streamlit  |  Live Demo: saketh-papareddy-rag.streamlit.app</w:t>
       </w:r>
     </w:p>
     <w:p>
@@ -464,7 +517,7 @@
           <w:sz w:val="21"/>
           <w:szCs w:val="21"/>
         </w:rPr>
-        <w:t xml:space="preserve">Trained XGBoost on 213K+ user records to rank top-5 destinations (NDCG@5: 0.927), deployed via Flask, and ranked top 15% on Kaggle.</w:t>
+        <w:t xml:space="preserve">Built and deployed a production-grade PDF Q&amp;A system on Streamlit Cloud — end-to-end ownership from prototyping through evaluation to live deployment. Uses Llama 3.3 70B (Groq API) with Mistral-7B local fallback, reducing response latency from ~45s to 2.6s (17× faster).</w:t>
       </w:r>
     </w:p>
     <w:p>
@@ -483,149 +536,7 @@
           <w:sz w:val="21"/>
           <w:szCs w:val="21"/>
         </w:rPr>
-        <w:t xml:space="preserve">Engineered 500+ features from session logs, demographics, and device signals; trained a second Gradient Boosting model (NDCG@5: 0.824) on booking-only users to compare behavior across user segments.</w:t>
-      </w:r>
-    </w:p>
-    <w:p>
-      <w:pPr>
-        <w:pBdr>
-          <w:bottom w:val="single" w:color="2E5090" w:sz="6" w:space="2"/>
-        </w:pBdr>
-        <w:spacing w:after="80" w:before="240"/>
-      </w:pPr>
-      <w:r>
-        <w:rPr>
-          <w:rFonts w:ascii="Calibri" w:cs="Calibri" w:eastAsia="Calibri" w:hAnsi="Calibri"/>
-          <w:b/>
-          <w:bCs/>
-          <w:color w:val="2E5090"/>
-          <w:sz w:val="24"/>
-          <w:szCs w:val="24"/>
-        </w:rPr>
-        <w:t xml:space="preserve">EDUCATION</w:t>
-      </w:r>
-    </w:p>
-    <w:p>
-      <w:pPr>
-        <w:tabs>
-          <w:tab w:val="right" w:pos="9026"/>
-        </w:tabs>
-        <w:spacing w:after="80" w:before="80"/>
-      </w:pPr>
-      <w:r>
-        <w:rPr>
-          <w:rFonts w:ascii="Calibri" w:cs="Calibri" w:eastAsia="Calibri" w:hAnsi="Calibri"/>
-          <w:b/>
-          <w:bCs/>
-          <w:color w:val="1A1A1A"/>
-          <w:sz w:val="21"/>
-          <w:szCs w:val="21"/>
-        </w:rPr>
-        <w:t xml:space="preserve">University of North Texas</w:t>
-      </w:r>
-      <w:r>
-        <w:rPr>
-          <w:rFonts w:ascii="Calibri" w:cs="Calibri" w:eastAsia="Calibri" w:hAnsi="Calibri"/>
-        </w:rPr>
-        <w:t xml:space="preserve">	</w:t>
-      </w:r>
-      <w:r>
-        <w:rPr>
-          <w:rFonts w:ascii="Calibri" w:cs="Calibri" w:eastAsia="Calibri" w:hAnsi="Calibri"/>
-          <w:color w:val="333333"/>
-          <w:sz w:val="21"/>
-          <w:szCs w:val="21"/>
-        </w:rPr>
-        <w:t xml:space="preserve">Denton, TX</w:t>
-      </w:r>
-      <w:r>
-        <w:br/>
-      </w:r>
-      <w:r>
-        <w:rPr>
-          <w:rFonts w:ascii="Calibri" w:cs="Calibri" w:eastAsia="Calibri" w:hAnsi="Calibri"/>
-          <w:color w:val="333333"/>
-          <w:sz w:val="21"/>
-          <w:szCs w:val="21"/>
-        </w:rPr>
-        <w:t xml:space="preserve">Master of Science in Artificial Intelligence</w:t>
-      </w:r>
-      <w:r>
-        <w:br/>
-      </w:r>
-      <w:r>
-        <w:rPr>
-          <w:rFonts w:ascii="Calibri" w:cs="Calibri" w:eastAsia="Calibri" w:hAnsi="Calibri"/>
-          <w:color w:val="333333"/>
-          <w:sz w:val="21"/>
-          <w:szCs w:val="21"/>
-        </w:rPr>
-        <w:t xml:space="preserve">Expected Graduation: May 2026  |  Relevant Coursework: Deep Learning, Machine Learning, Neural Networks, Computer Vision</w:t>
-      </w:r>
-    </w:p>
-    <w:p>
-      <w:pPr>
-        <w:tabs>
-          <w:tab w:val="right" w:pos="9026"/>
-        </w:tabs>
-        <w:spacing w:after="80" w:before="80"/>
-      </w:pPr>
-      <w:r>
-        <w:rPr>
-          <w:rFonts w:ascii="Calibri" w:cs="Calibri" w:eastAsia="Calibri" w:hAnsi="Calibri"/>
-          <w:b/>
-          <w:bCs/>
-          <w:color w:val="1A1A1A"/>
-          <w:sz w:val="21"/>
-          <w:szCs w:val="21"/>
-        </w:rPr>
-        <w:t xml:space="preserve">NBKR Institute of Science &amp; Technology</w:t>
-      </w:r>
-      <w:r>
-        <w:rPr>
-          <w:rFonts w:ascii="Calibri" w:cs="Calibri" w:eastAsia="Calibri" w:hAnsi="Calibri"/>
-        </w:rPr>
-        <w:t xml:space="preserve">	</w:t>
-      </w:r>
-      <w:r>
-        <w:rPr>
-          <w:rFonts w:ascii="Calibri" w:cs="Calibri" w:eastAsia="Calibri" w:hAnsi="Calibri"/>
-          <w:color w:val="333333"/>
-          <w:sz w:val="21"/>
-          <w:szCs w:val="21"/>
-        </w:rPr>
-        <w:t xml:space="preserve">Vidyanagar, A.P., India</w:t>
-      </w:r>
-      <w:r>
-        <w:br/>
-      </w:r>
-      <w:r>
-        <w:rPr>
-          <w:rFonts w:ascii="Calibri" w:cs="Calibri" w:eastAsia="Calibri" w:hAnsi="Calibri"/>
-          <w:color w:val="333333"/>
-          <w:sz w:val="21"/>
-          <w:szCs w:val="21"/>
-        </w:rPr>
-        <w:t xml:space="preserve">Bachelor of Technology in Information Technology</w:t>
-      </w:r>
-    </w:p>
-    <w:p>
-      <w:pPr>
-        <w:pBdr>
-          <w:bottom w:val="single" w:color="2E5090" w:sz="6" w:space="2"/>
-        </w:pBdr>
-        <w:spacing w:after="80" w:before="240"/>
-      </w:pPr>
-      <w:r>
-        <w:rPr>
-          <w:rFonts w:ascii="Calibri" w:cs="Calibri" w:eastAsia="Calibri" w:hAnsi="Calibri"/>
-          <w:b/>
-          <w:bCs/>
-          <w:color w:val="2E5090"/>
-          <w:sz w:val="24"/>
-          <w:szCs w:val="24"/>
-        </w:rPr>
-        <w:t xml:space="preserve">LEADERSHIP &amp; CERTIFICATIONS</w:t>
+        <w:t xml:space="preserve">Implemented hybrid retrieval (FAISS semantic search + BM25 keyword search + cross-encoder reranking) and a 6-class query router built with prompt engineering — 90% classification accuracy, 100% out-of-scope rejection rate.</w:t>
       </w:r>
     </w:p>
     <w:p>
@@ -644,7 +555,297 @@
           <w:sz w:val="21"/>
           <w:szCs w:val="21"/>
         </w:rPr>
-        <w:t xml:space="preserve">Directed 'Inforium', a department-wide technical event at NBKRIST — coordinated 10+ volunteers, owned vendor logistics, and delivered to 200+ attendees on time.</w:t>
+        <w:t xml:space="preserve">Designed and ran structured evaluation on 48 questions across a 176-page technical document; applied n-gram overlap grounding for hallucination filtering, achieving F1=0.51 with zero hallucinated citations on grounded responses.</w:t>
+      </w:r>
+    </w:p>
+    <w:p>
+      <w:pPr>
+        <w:tabs>
+          <w:tab w:val="right" w:pos="9026"/>
+        </w:tabs>
+        <w:spacing w:after="40" w:before="160"/>
+      </w:pPr>
+      <w:r>
+        <w:rPr>
+          <w:rFonts w:ascii="Calibri" w:cs="Calibri" w:eastAsia="Calibri" w:hAnsi="Calibri"/>
+          <w:b/>
+          <w:bCs/>
+          <w:color w:val="1A1A1A"/>
+          <w:sz w:val="22"/>
+          <w:szCs w:val="22"/>
+        </w:rPr>
+        <w:t xml:space="preserve">Retail Store Sales Forecasting Engine</w:t>
+      </w:r>
+      <w:r>
+        <w:rPr>
+          <w:rFonts w:ascii="Calibri" w:cs="Calibri" w:eastAsia="Calibri" w:hAnsi="Calibri"/>
+        </w:rPr>
+        <w:t xml:space="preserve">	</w:t>
+      </w:r>
+      <w:r>
+        <w:rPr>
+          <w:rFonts w:ascii="Calibri" w:cs="Calibri" w:eastAsia="Calibri" w:hAnsi="Calibri"/>
+          <w:i/>
+          <w:iCs/>
+          <w:color w:val="555555"/>
+          <w:sz w:val="21"/>
+          <w:szCs w:val="21"/>
+        </w:rPr>
+        <w:t xml:space="preserve">Python, ARIMA, LSTM, TensorFlow, FastAPI, Flask, Pandas</w:t>
+      </w:r>
+    </w:p>
+    <w:p>
+      <w:pPr>
+        <w:pStyle w:val="ListParagraph"/>
+        <w:numPr>
+          <w:ilvl w:val="0"/>
+          <w:numId w:val="2"/>
+        </w:numPr>
+        <w:spacing w:after="40"/>
+      </w:pPr>
+      <w:r>
+        <w:rPr>
+          <w:rFonts w:ascii="Calibri" w:cs="Calibri" w:eastAsia="Calibri" w:hAnsi="Calibri"/>
+          <w:color w:val="333333"/>
+          <w:sz w:val="21"/>
+          <w:szCs w:val="21"/>
+        </w:rPr>
+        <w:t xml:space="preserve">Built and served two forecasting models — ARIMA (RMSE: 0.0722, directional accuracy: 78.57%) via FastAPI REST API and LSTM (RMSLE: 0.2892, directional accuracy: 67.48%) via Flask — both accessible via web interface without writing code.</w:t>
+      </w:r>
+    </w:p>
+    <w:p>
+      <w:pPr>
+        <w:pStyle w:val="ListParagraph"/>
+        <w:numPr>
+          <w:ilvl w:val="0"/>
+          <w:numId w:val="2"/>
+        </w:numPr>
+        <w:spacing w:after="40"/>
+      </w:pPr>
+      <w:r>
+        <w:rPr>
+          <w:rFonts w:ascii="Calibri" w:cs="Calibri" w:eastAsia="Calibri" w:hAnsi="Calibri"/>
+          <w:color w:val="333333"/>
+          <w:sz w:val="21"/>
+          <w:szCs w:val="21"/>
+        </w:rPr>
+        <w:t xml:space="preserve">Built an end-to-end feature pipeline ingesting 5 external signals (oil prices, holidays, promotions, store metadata, transactions) with N-step forecasting and CSV export endpoints.</w:t>
+      </w:r>
+    </w:p>
+    <w:p>
+      <w:pPr>
+        <w:tabs>
+          <w:tab w:val="right" w:pos="9026"/>
+        </w:tabs>
+        <w:spacing w:after="40" w:before="160"/>
+      </w:pPr>
+      <w:r>
+        <w:rPr>
+          <w:rFonts w:ascii="Calibri" w:cs="Calibri" w:eastAsia="Calibri" w:hAnsi="Calibri"/>
+          <w:b/>
+          <w:bCs/>
+          <w:color w:val="1A1A1A"/>
+          <w:sz w:val="22"/>
+          <w:szCs w:val="22"/>
+        </w:rPr>
+        <w:t xml:space="preserve">Airbnb Destination Recommendation System</w:t>
+      </w:r>
+      <w:r>
+        <w:rPr>
+          <w:rFonts w:ascii="Calibri" w:cs="Calibri" w:eastAsia="Calibri" w:hAnsi="Calibri"/>
+        </w:rPr>
+        <w:t xml:space="preserve">	</w:t>
+      </w:r>
+      <w:r>
+        <w:rPr>
+          <w:rFonts w:ascii="Calibri" w:cs="Calibri" w:eastAsia="Calibri" w:hAnsi="Calibri"/>
+          <w:i/>
+          <w:iCs/>
+          <w:color w:val="555555"/>
+          <w:sz w:val="21"/>
+          <w:szCs w:val="21"/>
+        </w:rPr>
+        <w:t xml:space="preserve">Python, XGBoost, Gradient Boosting, Flask, Pandas, Scikit-learn</w:t>
+      </w:r>
+    </w:p>
+    <w:p>
+      <w:pPr>
+        <w:pStyle w:val="ListParagraph"/>
+        <w:numPr>
+          <w:ilvl w:val="0"/>
+          <w:numId w:val="2"/>
+        </w:numPr>
+        <w:spacing w:after="40"/>
+      </w:pPr>
+      <w:r>
+        <w:rPr>
+          <w:rFonts w:ascii="Calibri" w:cs="Calibri" w:eastAsia="Calibri" w:hAnsi="Calibri"/>
+          <w:color w:val="333333"/>
+          <w:sz w:val="21"/>
+          <w:szCs w:val="21"/>
+        </w:rPr>
+        <w:t xml:space="preserve">Trained XGBoost on 213K+ user records to rank top-5 destinations (NDCG@5: 0.927), served via Flask web app; ranked top 15% on Kaggle.</w:t>
+      </w:r>
+    </w:p>
+    <w:p>
+      <w:pPr>
+        <w:pStyle w:val="ListParagraph"/>
+        <w:numPr>
+          <w:ilvl w:val="0"/>
+          <w:numId w:val="2"/>
+        </w:numPr>
+        <w:spacing w:after="40"/>
+      </w:pPr>
+      <w:r>
+        <w:rPr>
+          <w:rFonts w:ascii="Calibri" w:cs="Calibri" w:eastAsia="Calibri" w:hAnsi="Calibri"/>
+          <w:color w:val="333333"/>
+          <w:sz w:val="21"/>
+          <w:szCs w:val="21"/>
+        </w:rPr>
+        <w:t xml:space="preserve">Engineered 500+ features from session logs, demographics, and device signals; trained a second Gradient Boosting model (NDCG@5: 0.824) on booking-only users to compare behavior across segments.</w:t>
+      </w:r>
+    </w:p>
+    <w:p>
+      <w:pPr>
+        <w:pBdr>
+          <w:bottom w:val="single" w:color="2E5090" w:sz="6" w:space="2"/>
+        </w:pBdr>
+        <w:spacing w:after="80" w:before="240"/>
+      </w:pPr>
+      <w:r>
+        <w:rPr>
+          <w:rFonts w:ascii="Calibri" w:cs="Calibri" w:eastAsia="Calibri" w:hAnsi="Calibri"/>
+          <w:b/>
+          <w:bCs/>
+          <w:color w:val="2E5090"/>
+          <w:sz w:val="24"/>
+          <w:szCs w:val="24"/>
+        </w:rPr>
+        <w:t xml:space="preserve">EDUCATION</w:t>
+      </w:r>
+    </w:p>
+    <w:p>
+      <w:pPr>
+        <w:tabs>
+          <w:tab w:val="right" w:pos="9026"/>
+        </w:tabs>
+        <w:spacing w:after="80" w:before="80"/>
+      </w:pPr>
+      <w:r>
+        <w:rPr>
+          <w:rFonts w:ascii="Calibri" w:cs="Calibri" w:eastAsia="Calibri" w:hAnsi="Calibri"/>
+          <w:b/>
+          <w:bCs/>
+          <w:color w:val="1A1A1A"/>
+          <w:sz w:val="21"/>
+          <w:szCs w:val="21"/>
+        </w:rPr>
+        <w:t xml:space="preserve">University of North Texas</w:t>
+      </w:r>
+      <w:r>
+        <w:rPr>
+          <w:rFonts w:ascii="Calibri" w:cs="Calibri" w:eastAsia="Calibri" w:hAnsi="Calibri"/>
+        </w:rPr>
+        <w:t xml:space="preserve">	</w:t>
+      </w:r>
+      <w:r>
+        <w:rPr>
+          <w:rFonts w:ascii="Calibri" w:cs="Calibri" w:eastAsia="Calibri" w:hAnsi="Calibri"/>
+          <w:color w:val="333333"/>
+          <w:sz w:val="21"/>
+          <w:szCs w:val="21"/>
+        </w:rPr>
+        <w:t xml:space="preserve">Denton, TX</w:t>
+      </w:r>
+      <w:r>
+        <w:br/>
+      </w:r>
+      <w:r>
+        <w:rPr>
+          <w:rFonts w:ascii="Calibri" w:cs="Calibri" w:eastAsia="Calibri" w:hAnsi="Calibri"/>
+          <w:color w:val="333333"/>
+          <w:sz w:val="21"/>
+          <w:szCs w:val="21"/>
+        </w:rPr>
+        <w:t xml:space="preserve">Master of Science in Artificial Intelligence</w:t>
+      </w:r>
+      <w:r>
+        <w:br/>
+      </w:r>
+      <w:r>
+        <w:rPr>
+          <w:rFonts w:ascii="Calibri" w:cs="Calibri" w:eastAsia="Calibri" w:hAnsi="Calibri"/>
+          <w:color w:val="333333"/>
+          <w:sz w:val="21"/>
+          <w:szCs w:val="21"/>
+        </w:rPr>
+        <w:t xml:space="preserve">Graduated: May 2026  |  Relevant Coursework: Deep Learning, Machine Learning, Neural Networks, Computer Vision</w:t>
+      </w:r>
+    </w:p>
+    <w:p>
+      <w:pPr>
+        <w:tabs>
+          <w:tab w:val="right" w:pos="9026"/>
+        </w:tabs>
+        <w:spacing w:after="80" w:before="80"/>
+      </w:pPr>
+      <w:r>
+        <w:rPr>
+          <w:rFonts w:ascii="Calibri" w:cs="Calibri" w:eastAsia="Calibri" w:hAnsi="Calibri"/>
+          <w:b/>
+          <w:bCs/>
+          <w:color w:val="1A1A1A"/>
+          <w:sz w:val="21"/>
+          <w:szCs w:val="21"/>
+        </w:rPr>
+        <w:t xml:space="preserve">NBKR Institute of Science &amp; Technology</w:t>
+      </w:r>
+      <w:r>
+        <w:rPr>
+          <w:rFonts w:ascii="Calibri" w:cs="Calibri" w:eastAsia="Calibri" w:hAnsi="Calibri"/>
+        </w:rPr>
+        <w:t xml:space="preserve">	</w:t>
+      </w:r>
+      <w:r>
+        <w:rPr>
+          <w:rFonts w:ascii="Calibri" w:cs="Calibri" w:eastAsia="Calibri" w:hAnsi="Calibri"/>
+          <w:color w:val="333333"/>
+          <w:sz w:val="21"/>
+          <w:szCs w:val="21"/>
+        </w:rPr>
+        <w:t xml:space="preserve">Vidyanagar, A.P., India</w:t>
+      </w:r>
+      <w:r>
+        <w:br/>
+      </w:r>
+      <w:r>
+        <w:rPr>
+          <w:rFonts w:ascii="Calibri" w:cs="Calibri" w:eastAsia="Calibri" w:hAnsi="Calibri"/>
+          <w:color w:val="333333"/>
+          <w:sz w:val="21"/>
+          <w:szCs w:val="21"/>
+        </w:rPr>
+        <w:t xml:space="preserve">Bachelor of Technology in Information Technology</w:t>
+      </w:r>
+    </w:p>
+    <w:p>
+      <w:pPr>
+        <w:pBdr>
+          <w:bottom w:val="single" w:color="2E5090" w:sz="6" w:space="2"/>
+        </w:pBdr>
+        <w:spacing w:after="80" w:before="240"/>
+      </w:pPr>
+      <w:r>
+        <w:rPr>
+          <w:rFonts w:ascii="Calibri" w:cs="Calibri" w:eastAsia="Calibri" w:hAnsi="Calibri"/>
+          <w:b/>
+          <w:bCs/>
+          <w:color w:val="2E5090"/>
+          <w:sz w:val="24"/>
+          <w:szCs w:val="24"/>
+        </w:rPr>
+        <w:t xml:space="preserve">CERTIFICATIONS</w:t>
       </w:r>
     </w:p>
     <w:p>
